--- a/Divyajeet_Panda_Resume.docx
+++ b/Divyajeet_Panda_Resume.docx
@@ -765,7 +765,7 @@
           <w:color w:val="142D47"/>
           <w:sz w:val="20"/>
         </w:rPr>
-        <w:t>Bug2JSON: Bug Report Triage with a LoRA Fine-Tuning Pipeline</w:t>
+        <w:t>BugSieve: Bug Report Triage with a LoRA Fine-Tuning Pipeline</w:t>
       </w:r>
     </w:p>
     <w:p>
@@ -820,7 +820,7 @@
           <w:color w:val="1C1F23"/>
           <w:sz w:val="18"/>
         </w:rPr>
-        <w:t>Built a LoRA fine-tuning pipeline for Qwen2.5-1.5B-Instruct with prompt-loss masking and leakage-safe issue-group splits; no adapter has been trained yet.</w:t>
+        <w:t>Built a LoRA fine-tuning pipeline for Qwen2.5-3B-Instruct with prompt-loss masking and leakage-safe issue-group splits; no adapter has been trained yet.</w:t>
       </w:r>
     </w:p>
     <w:p>

--- a/Divyajeet_Panda_Resume.docx
+++ b/Divyajeet_Panda_Resume.docx
@@ -751,7 +751,7 @@
           <w:color w:val="1C1F23"/>
           <w:sz w:val="18"/>
         </w:rPr>
-        <w:t>Built a 112-question verified benchmark and evaluation endpoint; the model currently matches 82 (73%), and integration tests re-run every reference query to catch data drift.</w:t>
+        <w:t>Built a 112-question verified benchmark and evaluation endpoint; the model currently matches 91 (81%), and integration tests re-run every reference query to catch data drift.</w:t>
       </w:r>
     </w:p>
     <w:p>
